--- a/worksheets/05_election_worksheet.docx
+++ b/worksheets/05_election_worksheet.docx
@@ -14,7 +14,14 @@
           <w:rFonts w:hint="eastAsia"/>
           <w:lang w:val="en-US"/>
         </w:rPr>
-        <w:t>学籍番号：</w:t>
+        <w:t>学生</w:t>
+      </w:r>
+      <w:r>
+        <w:rPr>
+          <w:rFonts w:hint="eastAsia"/>
+          <w:lang w:val="en-US"/>
+        </w:rPr>
+        <w:t>番号：</w:t>
       </w:r>
       <w:r>
         <w:rPr>
@@ -57,7 +64,6 @@
     <w:p>
       <w:pPr>
         <w:rPr>
-          <w:rFonts w:hint="eastAsia"/>
           <w:b/>
           <w:bCs/>
           <w:sz w:val="24"/>
@@ -131,7 +137,6 @@
     <w:p>
       <w:pPr>
         <w:rPr>
-          <w:rFonts w:hint="eastAsia"/>
           <w:lang w:val="en-US"/>
         </w:rPr>
       </w:pPr>
@@ -142,7 +147,6 @@
         <w:ind w:left="0"/>
         <w:jc w:val="center"/>
         <w:rPr>
-          <w:rFonts w:hint="eastAsia"/>
           <w:lang w:val="en-US"/>
         </w:rPr>
       </w:pPr>
@@ -157,7 +161,6 @@
     <w:p>
       <w:pPr>
         <w:rPr>
-          <w:rFonts w:hint="eastAsia"/>
           <w:lang w:val="en-US"/>
         </w:rPr>
       </w:pPr>
@@ -186,32 +189,17 @@
     <w:p>
       <w:pPr>
         <w:rPr>
-          <w:rFonts w:hint="eastAsia"/>
-          <w:lang w:val="en-US"/>
-        </w:rPr>
-      </w:pPr>
-    </w:p>
-    <w:p>
-      <w:pPr>
-        <w:rPr>
-          <w:lang w:val="en-US"/>
-        </w:rPr>
-      </w:pPr>
-      <w:r>
-        <w:rPr>
-          <w:rFonts w:hint="eastAsia"/>
-          <w:lang w:val="en-US"/>
-        </w:rPr>
-        <w:t>チェック者氏名：</w:t>
-      </w:r>
-      <w:r>
-        <w:rPr>
-          <w:rFonts w:hint="eastAsia"/>
-          <w:u w:val="single"/>
-          <w:lang w:val="en-US"/>
-        </w:rPr>
-        <w:t xml:space="preserve">　　　　　　　　　　　　　　</w:t>
-      </w:r>
+          <w:lang w:val="en-US"/>
+        </w:rPr>
+      </w:pPr>
+    </w:p>
+    <w:p>
+      <w:pPr>
+        <w:rPr>
+          <w:rFonts w:hint="eastAsia"/>
+          <w:lang w:val="en-US"/>
+        </w:rPr>
+      </w:pPr>
     </w:p>
     <w:p>
       <w:pPr>
@@ -247,7 +235,6 @@
       <w:pPr>
         <w:jc w:val="center"/>
         <w:rPr>
-          <w:rFonts w:hint="eastAsia"/>
           <w:lang w:val="en-US"/>
         </w:rPr>
       </w:pPr>
@@ -355,7 +342,6 @@
     <w:p>
       <w:pPr>
         <w:rPr>
-          <w:rFonts w:hint="eastAsia"/>
           <w:lang w:val="en-US"/>
         </w:rPr>
       </w:pPr>
@@ -563,7 +549,6 @@
     <w:p>
       <w:pPr>
         <w:rPr>
-          <w:rFonts w:hint="eastAsia"/>
           <w:lang w:val="en-US"/>
         </w:rPr>
       </w:pPr>

--- a/worksheets/05_election_worksheet.docx
+++ b/worksheets/05_election_worksheet.docx
@@ -96,7 +96,7 @@
           <w:bCs/>
           <w:lang w:val="en-US"/>
         </w:rPr>
-        <w:t>ソロワーク①：</w:t>
+        <w:t>ソロワーク：</w:t>
       </w:r>
       <w:r>
         <w:rPr>
@@ -196,7 +196,6 @@
     <w:p>
       <w:pPr>
         <w:rPr>
-          <w:rFonts w:hint="eastAsia"/>
           <w:lang w:val="en-US"/>
         </w:rPr>
       </w:pPr>
@@ -214,7 +213,16 @@
           <w:bCs/>
           <w:lang w:val="en-US"/>
         </w:rPr>
-        <w:t>ソロワーク②：</w:t>
+        <w:t>ペア</w:t>
+      </w:r>
+      <w:r>
+        <w:rPr>
+          <w:rFonts w:hint="eastAsia"/>
+          <w:b/>
+          <w:bCs/>
+          <w:lang w:val="en-US"/>
+        </w:rPr>
+        <w:t>ワーク：</w:t>
       </w:r>
       <w:r>
         <w:rPr>

--- a/worksheets/05_election_worksheet.docx
+++ b/worksheets/05_election_worksheet.docx
@@ -182,6 +182,7 @@
     <w:p>
       <w:pPr>
         <w:rPr>
+          <w:rFonts w:hint="eastAsia"/>
           <w:lang w:val="en-US"/>
         </w:rPr>
       </w:pPr>
